--- a/your-extensions/widgets/_shared/gii-anteprime/documenti-amministrativi/bozza-determinazione/determinazione-template.docx
+++ b/your-extensions/widgets/_shared/gii-anteprime/documenti-amministrativi/bozza-determinazione/determinazione-template.docx
@@ -1190,7 +1190,21 @@
         <w:rPr>
           <w:rFonts w:ascii="Bookman Old Style" w:hAnsi="Bookman Old Style" w:cs="Bookman Old Style"/>
         </w:rPr>
-        <w:t>altresì di dover autorizzare il Settore Catasto, Ruoli e Servizi Territoriali alla predisposizione degli atti conseguenti, ivi compreso l’atto di accertamento e contestazione dell’infrazione, recante la richiesta di pagamento dell’importo complessivo di € ________ a titolo di sanzione, rimborso spese e/o risarcimento danni, nonché alla relativa notifica al soggetto interessat</w:t>
+        <w:t xml:space="preserve">altresì di dover autorizzare il Settore Catasto, Ruoli e Servizi Territoriali alla predisposizione degli atti conseguenti, ivi compreso l’atto di accertamento e contestazione dell’infrazione, recante la richiesta di pagamento dell’importo complessivo di </w:t>
+      </w:r>
+      <w:r>
+        <w:rPr>
+          <w:rFonts w:ascii="Bookman Old Style" w:hAnsi="Bookman Old Style" w:cs="Bookman Old Style"/>
+          <w:b/>
+          <w:bCs/>
+        </w:rPr>
+        <w:t>€ ________</w:t>
+      </w:r>
+      <w:r>
+        <w:rPr>
+          <w:rFonts w:ascii="Bookman Old Style" w:hAnsi="Bookman Old Style" w:cs="Bookman Old Style"/>
+        </w:rPr>
+        <w:t xml:space="preserve"> a titolo di sanzione, rimborso spese e/o risarcimento danni, nonché alla relativa notifica al soggetto interessat</w:t>
       </w:r>
       <w:r>
         <w:rPr>
@@ -1595,7 +1609,23 @@
           <w:rFonts w:ascii="Bookman Old Style" w:hAnsi="Bookman Old Style" w:cs="Bookman Old Style"/>
           <w:lang w:eastAsia="x-none"/>
         </w:rPr>
-        <w:t xml:space="preserve"> il Settore Catasto, Ruoli e Servizi Territoriali alla predisposizione e notifica del relativo atto di accertamento e contestazione dell’infrazione, recante la richiesta di pagamento dell’importo complessivo di € ________, come quantificato nella Proposta di contestazione sopra richiamata, a titolo di sanzione, rimborso spese e/o risarcimento danni, secondo le modalità previste dalla normativa vigente;</w:t>
+        <w:t xml:space="preserve"> il Settore Catasto, Ruoli e Servizi Territoriali alla predisposizione e notifica del relativo atto di accertamento e contestazione dell’infrazione, recante la richiesta di pagamento dell’importo complessivo di </w:t>
+      </w:r>
+      <w:r>
+        <w:rPr>
+          <w:rFonts w:ascii="Bookman Old Style" w:hAnsi="Bookman Old Style" w:cs="Bookman Old Style"/>
+          <w:b/>
+          <w:bCs/>
+          <w:lang w:eastAsia="x-none"/>
+        </w:rPr>
+        <w:t>€ ________</w:t>
+      </w:r>
+      <w:r>
+        <w:rPr>
+          <w:rFonts w:ascii="Bookman Old Style" w:hAnsi="Bookman Old Style" w:cs="Bookman Old Style"/>
+          <w:lang w:eastAsia="x-none"/>
+        </w:rPr>
+        <w:t>, come quantificato nella Proposta di contestazione sopra richiamata, a titolo di sanzione, rimborso spese e/o risarcimento danni, secondo le modalità previste dalla normativa vigente;</w:t>
       </w:r>
     </w:p>
     <w:p>
